--- a/Desarrollo/Sistema de Control de Peso (SISCOP)/Analisis/SISCOP-PC.docx
+++ b/Desarrollo/Sistema de Control de Peso (SISCOP)/Analisis/SISCOP-PC.docx
@@ -577,7 +577,7 @@
                 <w:rFonts w:ascii="Calibri" w:cs="Calibri" w:eastAsia="Calibri" w:hAnsi="Calibri"/>
                 <w:rtl w:val="0"/>
               </w:rPr>
-              <w:t xml:space="preserve">El producto final será una aplicación web que permitirá al personal administrativo registrar y gestionar la información básica de los pacientes, generando automáticamente su historia clínica. Además, los nutricionistas podrán consultar historiales clínicos, registrar evaluaciones nutricionales que incluyan peso, talla, perímetro abdominal e indicaciones nutricionales, así como calcular automáticamente el IMC y realizar seguimiento de la evolución del paciente mediante gráficos e historiales cronológicos.</w:t>
+              <w:t xml:space="preserve">El producto final será una aplicación web que permitirá al personal administrativo registrar y gestionar la información básica de los pacientes, generando automáticamente su historia clínica. Además, los nutricionistas podrán consultar historiales clínicos, registrar evaluaciones nutricionales que incluyen peso, talla, perímetro abdominal e indicaciones nutricionales, así como calcular automáticamente el IMC y realizar seguimiento de la evolución del paciente mediante gráficos e históricos cronológicos.</w:t>
             </w:r>
           </w:p>
           <w:p>

--- a/Desarrollo/Sistema de Control de Peso (SISCOP)/Analisis/SISCOP-PC.docx
+++ b/Desarrollo/Sistema de Control de Peso (SISCOP)/Analisis/SISCOP-PC.docx
@@ -2842,7 +2842,7 @@
                 <w:rFonts w:ascii="Calibri" w:cs="Calibri" w:eastAsia="Calibri" w:hAnsi="Calibri"/>
                 <w:rtl w:val="0"/>
               </w:rPr>
-              <w:t xml:space="preserve">San Fernando S.A.C</w:t>
+              <w:t xml:space="preserve">San Fernando</w:t>
             </w:r>
           </w:p>
         </w:tc>
